--- a/files/CV-Shandor-ten-Hoven.docx
+++ b/files/CV-Shandor-ten-Hoven.docx
@@ -100,7 +100,7 @@
           <w:szCs w:val="17"/>
           <w:rtl w:val="0"/>
         </w:rPr>
-        <w:t xml:space="preserve">UX RESEARCH  ·  INTERACTION DESIGN  ·  DESIGN SYSTEMS  ·  FRONT-END</w:t>
+        <w:t xml:space="preserve">UX RESEARCH  ·  INTERACTION DESIGN  ·  BEHAVIORAL ANALYSIS  ·  DESIGN SYSTEMS  ·  FRONT-END</w:t>
       </w:r>
       <w:r>
         <w:rPr>
@@ -228,7 +228,7 @@
           <w:szCs w:val="19"/>
           <w:rtl w:val="0"/>
         </w:rPr>
-        <w:t xml:space="preserve">Product Designer with a background in customer experience, service operations, and behavioral research, formally trained in UX/UI through CareerFoundry. I bring years of frontline work with users, teams, and data to research-led design, comfortable moving between observation, prototype, and stakeholder conversation.</w:t>
+        <w:t xml:space="preserve">UX/UI and Product Designer with experience across user research, customer journeys, interaction design, prototyping, usability testing, and visual UI, backed by a background in behavioral analysis, customer experience, and service operations. I bring a strong analytical lens to design, combining qualitative feedback, behavioral patterns, and business context to understand where users get stuck and translate those insights into practical digital solutions.</w:t>
       </w:r>
       <w:r>
         <w:rPr>
@@ -254,7 +254,7 @@
           <w:szCs w:val="18"/>
           <w:rtl w:val="0"/>
         </w:rPr>
-        <w:t xml:space="preserve">SKILLS</w:t>
+        <w:t xml:space="preserve">CORE SKILLS</w:t>
       </w:r>
       <w:r>
         <w:rPr>
@@ -277,7 +277,7 @@
           <w:szCs w:val="19"/>
           <w:rtl w:val="0"/>
         </w:rPr>
-        <w:t xml:space="preserve">Research</w:t>
+        <w:t xml:space="preserve">Research &amp; Analysis</w:t>
       </w:r>
       <w:r>
         <w:rPr>
@@ -298,7 +298,7 @@
           <w:szCs w:val="19"/>
           <w:rtl w:val="0"/>
         </w:rPr>
-        <w:t xml:space="preserve">User interviews  ·  Competitive analysis  ·  Usability testing  ·  Journey mapping  ·  Behavioral research</w:t>
+        <w:t xml:space="preserve">User research  ·  Competitive analysis  ·  Usability testing  ·  Journey mapping  ·  Behavioral analysis</w:t>
       </w:r>
       <w:r>
         <w:rPr>
@@ -342,7 +342,7 @@
           <w:szCs w:val="19"/>
           <w:rtl w:val="0"/>
         </w:rPr>
-        <w:t xml:space="preserve">Wireframing  ·  Prototyping  ·  Interaction design  ·  Design systems  ·  Human-centered design</w:t>
+        <w:t xml:space="preserve">Wireframing  ·  Prototyping  ·  Interaction design  ·  Design systems  ·  Visual UI</w:t>
       </w:r>
       <w:r>
         <w:rPr>
@@ -445,7 +445,7 @@
           <w:szCs w:val="19"/>
           <w:rtl w:val="0"/>
         </w:rPr>
-        <w:t xml:space="preserve">Figma, Adobe Illustrator, Framer (basics)</w:t>
+        <w:t xml:space="preserve">Figma, Adobe Illustrator, Framer </w:t>
       </w:r>
       <w:r>
         <w:rPr>
@@ -478,24 +478,7 @@
           <w:szCs w:val="19"/>
           <w:rtl w:val="0"/>
         </w:rPr>
-        <w:t xml:space="preserve">HTML, CSS, JavaScript (basic working knowledge</w:t>
-      </w:r>
-      <w:r>
-        <w:rPr>
-          <w:color w:val="5b5248"/>
-          <w:rtl w:val="0"/>
-        </w:rPr>
-        <w:t xml:space="preserve">), </w:t>
-      </w:r>
-      <w:r>
-        <w:rPr>
-          <w:rFonts w:ascii="Arial" w:cs="Arial" w:eastAsia="Arial" w:hAnsi="Arial"/>
-          <w:color w:val="5b5248"/>
-          <w:sz w:val="19"/>
-          <w:szCs w:val="19"/>
-          <w:rtl w:val="0"/>
-        </w:rPr>
-        <w:t xml:space="preserve">GitHub Pages, VS Code</w:t>
+        <w:t xml:space="preserve">HTML, CSS, JavaScript, GitHub Pages, VS Code</w:t>
       </w:r>
       <w:r>
         <w:rPr>
@@ -518,67 +501,24 @@
           <w:szCs w:val="19"/>
           <w:rtl w:val="0"/>
         </w:rPr>
-        <w:t xml:space="preserve">AI   </w:t>
-      </w:r>
-      <w:r>
-        <w:rPr>
-          <w:rFonts w:ascii="Arial" w:cs="Arial" w:eastAsia="Arial" w:hAnsi="Arial"/>
-          <w:color w:val="5b5248"/>
-          <w:sz w:val="19"/>
-          <w:szCs w:val="19"/>
+        <w:t xml:space="preserve">Other   </w:t>
+      </w:r>
+      <w:r>
+        <w:rPr>
+          <w:rFonts w:ascii="Arial" w:cs="Arial" w:eastAsia="Arial" w:hAnsi="Arial"/>
+          <w:color w:val="5b5248"/>
+          <w:sz w:val="19"/>
+          <w:szCs w:val="19"/>
+          <w:rtl w:val="0"/>
+        </w:rPr>
+        <w:t xml:space="preserve">Microsoft Office, Google Sheets, </w:t>
+      </w:r>
+      <w:r>
+        <w:rPr>
+          <w:color w:val="5b5248"/>
           <w:rtl w:val="0"/>
         </w:rPr>
         <w:t xml:space="preserve">ChatGPT, Claude, Figma Make</w:t>
-      </w:r>
-      <w:r>
-        <w:rPr>
-          <w:color w:val="5b5248"/>
-          <w:rtl w:val="0"/>
-        </w:rPr>
-        <w:t xml:space="preserve"> -</w:t>
-      </w:r>
-      <w:r>
-        <w:rPr>
-          <w:rFonts w:ascii="Arial" w:cs="Arial" w:eastAsia="Arial" w:hAnsi="Arial"/>
-          <w:color w:val="5b5248"/>
-          <w:sz w:val="19"/>
-          <w:szCs w:val="19"/>
-          <w:rtl w:val="0"/>
-        </w:rPr>
-        <w:t xml:space="preserve"> used throughout research, prototyping, and build for AI-assisted UX workflows</w:t>
-      </w:r>
-      <w:r>
-        <w:rPr>
-          <w:rtl w:val="0"/>
-        </w:rPr>
-      </w:r>
-    </w:p>
-    <w:p>
-      <w:pPr>
-        <w:spacing w:after="60" w:lineRule="auto"/>
-        <w:rPr/>
-      </w:pPr>
-      <w:r>
-        <w:rPr>
-          <w:rFonts w:ascii="Arial" w:cs="Arial" w:eastAsia="Arial" w:hAnsi="Arial"/>
-          <w:b w:val="1"/>
-          <w:bCs w:val="1"/>
-          <w:color w:val="2a2420"/>
-          <w:sz w:val="19"/>
-          <w:szCs w:val="19"/>
-          <w:rtl w:val="0"/>
-        </w:rPr>
-        <w:t xml:space="preserve">Other   </w:t>
-      </w:r>
-      <w:r>
-        <w:rPr>
-          <w:rFonts w:ascii="Arial" w:cs="Arial" w:eastAsia="Arial" w:hAnsi="Arial"/>
-          <w:color w:val="5b5248"/>
-          <w:sz w:val="19"/>
-          <w:szCs w:val="19"/>
-          <w:rtl w:val="0"/>
-        </w:rPr>
-        <w:t xml:space="preserve">Microsoft Office, Google Sheets</w:t>
       </w:r>
       <w:r>
         <w:rPr>
@@ -627,7 +567,7 @@
           <w:szCs w:val="21"/>
           <w:rtl w:val="0"/>
         </w:rPr>
-        <w:t xml:space="preserve">Energy Check</w:t>
+        <w:t xml:space="preserve">Expert</w:t>
       </w:r>
       <w:r>
         <w:rPr>
@@ -639,7 +579,7 @@
           <w:szCs w:val="18"/>
           <w:rtl w:val="0"/>
         </w:rPr>
-        <w:t xml:space="preserve">  ·  B2B Homepage Redesign, take-home</w:t>
+        <w:t xml:space="preserve">  ·  Mentorship Platform</w:t>
       </w:r>
       <w:r>
         <w:rPr>
@@ -660,7 +600,7 @@
           <w:szCs w:val="19"/>
           <w:rtl w:val="0"/>
         </w:rPr>
-        <w:t xml:space="preserve">Take-home design brief for a Dutch B2B energy consultancy. Ran a competitive analysis of Dutch energy-sector players, developed a persuasion-led content strategy aimed at SME decision-makers, and explored three visual directions before settling on a route. Delivered a structured section plan alongside a desktop homepage design in Figma. Conducted in Dutch.</w:t>
+        <w:t xml:space="preserve">Designed a responsive platform connecting users with professional mentors for real-time guidance. Led user research, user flows, wireframing, interaction design, and high-fidelity prototyping, with particular focus on onboarding and first-conversation friction.</w:t>
       </w:r>
       <w:r>
         <w:rPr>
@@ -683,7 +623,7 @@
           <w:szCs w:val="21"/>
           <w:rtl w:val="0"/>
         </w:rPr>
-        <w:t xml:space="preserve">Expert</w:t>
+        <w:t xml:space="preserve">Energy Check</w:t>
       </w:r>
       <w:r>
         <w:rPr>
@@ -695,7 +635,7 @@
           <w:szCs w:val="18"/>
           <w:rtl w:val="0"/>
         </w:rPr>
-        <w:t xml:space="preserve">  ·  Mentorship Platform</w:t>
+        <w:t xml:space="preserve">  ·  B2B Homepage Redesign</w:t>
       </w:r>
       <w:r>
         <w:rPr>
@@ -716,7 +656,7 @@
           <w:szCs w:val="19"/>
           <w:rtl w:val="0"/>
         </w:rPr>
-        <w:t xml:space="preserve">Responsive platform connecting users with professional mentors for real-time guidance. Led user research, wireframing, interaction design, and high-fidelity prototyping, with a focus on the onboarding and first-conversation flows where users most often drop off.</w:t>
+        <w:t xml:space="preserve">Researched the Dutch B2B energy market through competitor analysis and translated the findings into a persuasion-led content and design strategy for SME decision-makers. Explored three visual directions and delivered a structured page plan and desktop UI in Figma.</w:t>
       </w:r>
       <w:r>
         <w:rPr>
@@ -739,7 +679,7 @@
           <w:szCs w:val="21"/>
           <w:rtl w:val="0"/>
         </w:rPr>
-        <w:t xml:space="preserve">Kubo</w:t>
+        <w:t xml:space="preserve">MoodStream</w:t>
       </w:r>
       <w:r>
         <w:rPr>
@@ -751,7 +691,7 @@
           <w:szCs w:val="18"/>
           <w:rtl w:val="0"/>
         </w:rPr>
-        <w:t xml:space="preserve">  ·  Digital Identity Vault, concept</w:t>
+        <w:t xml:space="preserve">  ·  Emotion-Driven Media Platform</w:t>
       </w:r>
       <w:r>
         <w:rPr>
@@ -772,7 +712,7 @@
           <w:szCs w:val="19"/>
           <w:rtl w:val="0"/>
         </w:rPr>
-        <w:t xml:space="preserve">A calm, low-friction concept for keeping passports, contracts, and IDs organized in one place. Designed around clarity and quiet confidence rather than the alarm signaling typical of security products.</w:t>
+        <w:t xml:space="preserve">Created a streaming concept where users discover music and film through emotional state rather than genre. Explored alternative navigation patterns, immersive UI, and a scalable design system, using Figma Make and AI-assisted workflows during exploration and prototyping.</w:t>
       </w:r>
       <w:r>
         <w:rPr>
@@ -795,7 +735,7 @@
           <w:szCs w:val="21"/>
           <w:rtl w:val="0"/>
         </w:rPr>
-        <w:t xml:space="preserve">MoodStream</w:t>
+        <w:t xml:space="preserve">Kubo</w:t>
       </w:r>
       <w:r>
         <w:rPr>
@@ -807,7 +747,7 @@
           <w:szCs w:val="18"/>
           <w:rtl w:val="0"/>
         </w:rPr>
-        <w:t xml:space="preserve">  ·  Emotion-Driven Media Platform, concept</w:t>
+        <w:t xml:space="preserve">  ·  Digital Identity Vault</w:t>
       </w:r>
       <w:r>
         <w:rPr>
@@ -828,7 +768,7 @@
           <w:szCs w:val="19"/>
           <w:rtl w:val="0"/>
         </w:rPr>
-        <w:t xml:space="preserve">A streaming concept where users discover music and film by emotional state rather than genre. Explored mood-based navigation, immersive UI patterns, and a scalable design system for experimental media.</w:t>
+        <w:t xml:space="preserve">Designed a low-friction concept for organizing passports, contracts, and IDs. Focused the experience on clarity, hierarchy, and confidence rather than the alarm-heavy patterns common in security products.</w:t>
       </w:r>
       <w:r>
         <w:rPr>
@@ -863,7 +803,7 @@
           <w:szCs w:val="18"/>
           <w:rtl w:val="0"/>
         </w:rPr>
-        <w:t xml:space="preserve">  ·  shandortenhoven.github.io/portfolio-website</w:t>
+        <w:t xml:space="preserve">  ·  Design &amp; Front-end</w:t>
       </w:r>
       <w:r>
         <w:rPr>
@@ -884,7 +824,7 @@
           <w:szCs w:val="19"/>
           <w:rtl w:val="0"/>
         </w:rPr>
-        <w:t xml:space="preserve">Designed, prototyped, and developed a fully responsive portfolio website from scratch using HTML, CSS, and JavaScript. Planned the information architecture, animations, interactions, and responsive layouts before implementing and deploying on GitHub Pages.</w:t>
+        <w:t xml:space="preserve">Designed, prototyped, and developed a fully responsive portfolio from scratch using HTML, CSS, and JavaScript. Planned the information architecture, interactions, animations, and responsive behavior before implementation and deployment on GitHub Pages.</w:t>
       </w:r>
       <w:r>
         <w:rPr>
@@ -950,7 +890,7 @@
           <w:szCs w:val="18"/>
           <w:rtl w:val="0"/>
         </w:rPr>
-        <w:t xml:space="preserve">CREATIVE INDUSTRY EXPERIENCE</w:t>
+        <w:t xml:space="preserve">PROFESSIONAL EXPERIENCE</w:t>
       </w:r>
       <w:r>
         <w:rPr>
@@ -976,7 +916,7 @@
           <w:szCs w:val="22"/>
           <w:rtl w:val="0"/>
         </w:rPr>
-        <w:t xml:space="preserve">Assistant / Junior Art Director / Project Manager</w:t>
+        <w:t xml:space="preserve">Front of House Manager</w:t>
       </w:r>
       <w:r>
         <w:rPr>
@@ -986,19 +926,19 @@
           <w:szCs w:val="20"/>
           <w:rtl w:val="0"/>
         </w:rPr>
-        <w:t xml:space="preserve">  ·  Bastiaan van Schaik </w:t>
-      </w:r>
-      <w:r>
-        <w:rPr>
-          <w:rFonts w:ascii="Arial" w:cs="Arial" w:eastAsia="Arial" w:hAnsi="Arial"/>
-          <w:b w:val="1"/>
-          <w:bCs w:val="1"/>
-          <w:color w:val="8c6a30"/>
-          <w:sz w:val="18"/>
-          <w:szCs w:val="18"/>
-          <w:rtl w:val="0"/>
-        </w:rPr>
-        <w:t xml:space="preserve">2010</w:t>
+        <w:t xml:space="preserve">  ·  Clink Hostels </w:t>
+      </w:r>
+      <w:r>
+        <w:rPr>
+          <w:rFonts w:ascii="Arial" w:cs="Arial" w:eastAsia="Arial" w:hAnsi="Arial"/>
+          <w:b w:val="1"/>
+          <w:bCs w:val="1"/>
+          <w:color w:val="8c6a30"/>
+          <w:sz w:val="18"/>
+          <w:szCs w:val="18"/>
+          <w:rtl w:val="0"/>
+        </w:rPr>
+        <w:t xml:space="preserve">2024 – 2026</w:t>
       </w:r>
       <w:r>
         <w:rPr>
@@ -1019,7 +959,7 @@
           <w:szCs w:val="19"/>
           <w:rtl w:val="0"/>
         </w:rPr>
-        <w:t xml:space="preserve">Coordinated cross-functional production for two TV programs, a book launch, and a website launch, managing timelines across creative, PR, and production teams. Led styling direction for shoots and public events, and served as direct liaison between the studio, PR agencies, and designers.</w:t>
+        <w:t xml:space="preserve">Led front-of-house operations and a team of 20+ in a high-volume Amsterdam hostel. Used guest feedback, recurring operational patterns, and team input to identify friction across the customer journey. Redesigned workflows across Front Office and Reservations, including handovers and onboarding, and coordinated improvements across departments. Changes to team structure, training, and processes contributed to reducing staff turnover from 132% to 50% within six months.</w:t>
       </w:r>
       <w:r>
         <w:rPr>
@@ -1045,7 +985,7 @@
           <w:szCs w:val="22"/>
           <w:rtl w:val="0"/>
         </w:rPr>
-        <w:t xml:space="preserve">Assistant Project Manager &amp; Designer</w:t>
+        <w:t xml:space="preserve">Behavioral &amp; Risk Analysis</w:t>
       </w:r>
       <w:r>
         <w:rPr>
@@ -1055,19 +995,19 @@
           <w:szCs w:val="20"/>
           <w:rtl w:val="0"/>
         </w:rPr>
-        <w:t xml:space="preserve">  ·  Romain Brau, Antwerp </w:t>
-      </w:r>
-      <w:r>
-        <w:rPr>
-          <w:rFonts w:ascii="Arial" w:cs="Arial" w:eastAsia="Arial" w:hAnsi="Arial"/>
-          <w:b w:val="1"/>
-          <w:bCs w:val="1"/>
-          <w:color w:val="8c6a30"/>
-          <w:sz w:val="18"/>
-          <w:szCs w:val="18"/>
-          <w:rtl w:val="0"/>
-        </w:rPr>
-        <w:t xml:space="preserve">2011</w:t>
+        <w:t xml:space="preserve">  ·  Smartgaming </w:t>
+      </w:r>
+      <w:r>
+        <w:rPr>
+          <w:rFonts w:ascii="Arial" w:cs="Arial" w:eastAsia="Arial" w:hAnsi="Arial"/>
+          <w:b w:val="1"/>
+          <w:bCs w:val="1"/>
+          <w:color w:val="8c6a30"/>
+          <w:sz w:val="18"/>
+          <w:szCs w:val="18"/>
+          <w:rtl w:val="0"/>
+        </w:rPr>
+        <w:t xml:space="preserve">2023 – 2024</w:t>
       </w:r>
       <w:r>
         <w:rPr>
@@ -1088,7 +1028,283 @@
           <w:szCs w:val="19"/>
           <w:rtl w:val="0"/>
         </w:rPr>
-        <w:t xml:space="preserve">Managed the launch of concept store RA13 from concept through opening. Independently planned and ran production for a public event, owning logistics and execution end to end, with direct client contact throughout.</w:t>
+        <w:t xml:space="preserve">Analyzed user behavior, engagement patterns, and risk signals in a regulated digital environment. Combined behavioral data with direct customer interactions to understand changes in user behavior and assess individual cases. Translated recurring patterns into intervention strategies and practical recommendations, balancing customer protection, user experience, and regulatory requirements. Worked cross-functionally with Product and Compliance to improve customer outcomes.</w:t>
+      </w:r>
+      <w:r>
+        <w:rPr>
+          <w:rtl w:val="0"/>
+        </w:rPr>
+      </w:r>
+    </w:p>
+    <w:p>
+      <w:pPr>
+        <w:tabs>
+          <w:tab w:val="right" w:leader="none" w:pos="9026"/>
+        </w:tabs>
+        <w:spacing w:after="20" w:before="200" w:lineRule="auto"/>
+        <w:rPr/>
+      </w:pPr>
+      <w:r>
+        <w:rPr>
+          <w:rFonts w:ascii="Georgia" w:cs="Georgia" w:eastAsia="Georgia" w:hAnsi="Georgia"/>
+          <w:b w:val="1"/>
+          <w:bCs w:val="1"/>
+          <w:color w:val="2a2420"/>
+          <w:sz w:val="22"/>
+          <w:szCs w:val="22"/>
+          <w:rtl w:val="0"/>
+        </w:rPr>
+        <w:t xml:space="preserve">Store Manager</w:t>
+      </w:r>
+      <w:r>
+        <w:rPr>
+          <w:rFonts w:ascii="Arial" w:cs="Arial" w:eastAsia="Arial" w:hAnsi="Arial"/>
+          <w:color w:val="5b5248"/>
+          <w:sz w:val="20"/>
+          <w:szCs w:val="20"/>
+          <w:rtl w:val="0"/>
+        </w:rPr>
+        <w:t xml:space="preserve">  ·  Just Brands </w:t>
+      </w:r>
+      <w:r>
+        <w:rPr>
+          <w:rFonts w:ascii="Arial" w:cs="Arial" w:eastAsia="Arial" w:hAnsi="Arial"/>
+          <w:b w:val="1"/>
+          <w:bCs w:val="1"/>
+          <w:color w:val="8c6a30"/>
+          <w:sz w:val="18"/>
+          <w:szCs w:val="18"/>
+          <w:rtl w:val="0"/>
+        </w:rPr>
+        <w:t xml:space="preserve">2022 – 2023</w:t>
+      </w:r>
+      <w:r>
+        <w:rPr>
+          <w:rtl w:val="0"/>
+        </w:rPr>
+      </w:r>
+    </w:p>
+    <w:p>
+      <w:pPr>
+        <w:spacing w:after="160" w:lineRule="auto"/>
+        <w:rPr/>
+      </w:pPr>
+      <w:r>
+        <w:rPr>
+          <w:rFonts w:ascii="Arial" w:cs="Arial" w:eastAsia="Arial" w:hAnsi="Arial"/>
+          <w:color w:val="5b5248"/>
+          <w:sz w:val="19"/>
+          <w:szCs w:val="19"/>
+          <w:rtl w:val="0"/>
+        </w:rPr>
+        <w:t xml:space="preserve">Managed day-to-day retail operations, staffing, stock, sales targets, and customer experience. Used sales data and direct observation to adjust merchandising and service approach across seasonal launches.</w:t>
+      </w:r>
+      <w:r>
+        <w:rPr>
+          <w:rtl w:val="0"/>
+        </w:rPr>
+      </w:r>
+    </w:p>
+    <w:p>
+      <w:pPr>
+        <w:tabs>
+          <w:tab w:val="right" w:leader="none" w:pos="9026"/>
+        </w:tabs>
+        <w:spacing w:after="20" w:before="200" w:lineRule="auto"/>
+        <w:rPr/>
+      </w:pPr>
+      <w:r>
+        <w:rPr>
+          <w:rFonts w:ascii="Georgia" w:cs="Georgia" w:eastAsia="Georgia" w:hAnsi="Georgia"/>
+          <w:b w:val="1"/>
+          <w:bCs w:val="1"/>
+          <w:color w:val="2a2420"/>
+          <w:sz w:val="22"/>
+          <w:szCs w:val="22"/>
+          <w:rtl w:val="0"/>
+        </w:rPr>
+        <w:t xml:space="preserve">Assistant Manager</w:t>
+      </w:r>
+      <w:r>
+        <w:rPr>
+          <w:rFonts w:ascii="Arial" w:cs="Arial" w:eastAsia="Arial" w:hAnsi="Arial"/>
+          <w:color w:val="5b5248"/>
+          <w:sz w:val="20"/>
+          <w:szCs w:val="20"/>
+          <w:rtl w:val="0"/>
+        </w:rPr>
+        <w:t xml:space="preserve">  ·  Hotel Lindrum </w:t>
+      </w:r>
+      <w:r>
+        <w:rPr>
+          <w:rFonts w:ascii="Arial" w:cs="Arial" w:eastAsia="Arial" w:hAnsi="Arial"/>
+          <w:b w:val="1"/>
+          <w:bCs w:val="1"/>
+          <w:color w:val="8c6a30"/>
+          <w:sz w:val="18"/>
+          <w:szCs w:val="18"/>
+          <w:rtl w:val="0"/>
+        </w:rPr>
+        <w:t xml:space="preserve">2019 – 2022</w:t>
+      </w:r>
+      <w:r>
+        <w:rPr>
+          <w:rtl w:val="0"/>
+        </w:rPr>
+      </w:r>
+    </w:p>
+    <w:p>
+      <w:pPr>
+        <w:spacing w:after="160" w:lineRule="auto"/>
+        <w:rPr/>
+      </w:pPr>
+      <w:r>
+        <w:rPr>
+          <w:rFonts w:ascii="Arial" w:cs="Arial" w:eastAsia="Arial" w:hAnsi="Arial"/>
+          <w:color w:val="5b5248"/>
+          <w:sz w:val="19"/>
+          <w:szCs w:val="19"/>
+          <w:rtl w:val="0"/>
+        </w:rPr>
+        <w:t xml:space="preserve">Oversaw service delivery across reception, reservations, and F&amp;B coordination at a boutique hotel. Reworked operational workflows as demand patterns shifted and led teams through significant industry disruption.</w:t>
+      </w:r>
+      <w:r>
+        <w:rPr>
+          <w:rtl w:val="0"/>
+        </w:rPr>
+      </w:r>
+    </w:p>
+    <w:p>
+      <w:pPr>
+        <w:tabs>
+          <w:tab w:val="right" w:leader="none" w:pos="9026"/>
+        </w:tabs>
+        <w:spacing w:after="20" w:before="200" w:lineRule="auto"/>
+        <w:rPr/>
+      </w:pPr>
+      <w:r>
+        <w:rPr>
+          <w:rFonts w:ascii="Georgia" w:cs="Georgia" w:eastAsia="Georgia" w:hAnsi="Georgia"/>
+          <w:b w:val="1"/>
+          <w:bCs w:val="1"/>
+          <w:color w:val="2a2420"/>
+          <w:sz w:val="22"/>
+          <w:szCs w:val="22"/>
+          <w:rtl w:val="0"/>
+        </w:rPr>
+        <w:t xml:space="preserve">Front of House &amp; Reservations Manager</w:t>
+      </w:r>
+      <w:r>
+        <w:rPr>
+          <w:rFonts w:ascii="Arial" w:cs="Arial" w:eastAsia="Arial" w:hAnsi="Arial"/>
+          <w:color w:val="5b5248"/>
+          <w:sz w:val="20"/>
+          <w:szCs w:val="20"/>
+          <w:rtl w:val="0"/>
+        </w:rPr>
+        <w:t xml:space="preserve">  ·  Hotel Lindrum </w:t>
+      </w:r>
+      <w:r>
+        <w:rPr>
+          <w:rFonts w:ascii="Arial" w:cs="Arial" w:eastAsia="Arial" w:hAnsi="Arial"/>
+          <w:b w:val="1"/>
+          <w:bCs w:val="1"/>
+          <w:color w:val="8c6a30"/>
+          <w:sz w:val="18"/>
+          <w:szCs w:val="18"/>
+          <w:rtl w:val="0"/>
+        </w:rPr>
+        <w:t xml:space="preserve">2018 – 2019</w:t>
+      </w:r>
+      <w:r>
+        <w:rPr>
+          <w:rtl w:val="0"/>
+        </w:rPr>
+      </w:r>
+    </w:p>
+    <w:p>
+      <w:pPr>
+        <w:spacing w:after="160" w:lineRule="auto"/>
+        <w:rPr/>
+      </w:pPr>
+      <w:r>
+        <w:rPr>
+          <w:rFonts w:ascii="Arial" w:cs="Arial" w:eastAsia="Arial" w:hAnsi="Arial"/>
+          <w:color w:val="5b5248"/>
+          <w:sz w:val="19"/>
+          <w:szCs w:val="19"/>
+          <w:rtl w:val="0"/>
+        </w:rPr>
+        <w:t xml:space="preserve">Led front desk and reservations and owned the guest journey from booking through check-out, resolving escalations and recurring friction between systems, processes, and customer needs.</w:t>
+      </w:r>
+      <w:r>
+        <w:rPr>
+          <w:rtl w:val="0"/>
+        </w:rPr>
+      </w:r>
+    </w:p>
+    <w:p>
+      <w:pPr>
+        <w:tabs>
+          <w:tab w:val="right" w:leader="none" w:pos="9026"/>
+        </w:tabs>
+        <w:spacing w:after="20" w:before="200" w:lineRule="auto"/>
+        <w:rPr/>
+      </w:pPr>
+      <w:r>
+        <w:rPr>
+          <w:rFonts w:ascii="Georgia" w:cs="Georgia" w:eastAsia="Georgia" w:hAnsi="Georgia"/>
+          <w:b w:val="1"/>
+          <w:bCs w:val="1"/>
+          <w:color w:val="2a2420"/>
+          <w:sz w:val="22"/>
+          <w:szCs w:val="22"/>
+          <w:rtl w:val="0"/>
+        </w:rPr>
+        <w:t xml:space="preserve">Operations Supervisor &amp; Accounting</w:t>
+      </w:r>
+      <w:r>
+        <w:rPr>
+          <w:rFonts w:ascii="Arial" w:cs="Arial" w:eastAsia="Arial" w:hAnsi="Arial"/>
+          <w:color w:val="5b5248"/>
+          <w:sz w:val="20"/>
+          <w:szCs w:val="20"/>
+          <w:rtl w:val="0"/>
+        </w:rPr>
+        <w:t xml:space="preserve">  ·  Ibis Amsterdam Centre Stopera </w:t>
+      </w:r>
+      <w:r>
+        <w:rPr>
+          <w:rFonts w:ascii="Arial" w:cs="Arial" w:eastAsia="Arial" w:hAnsi="Arial"/>
+          <w:b w:val="1"/>
+          <w:bCs w:val="1"/>
+          <w:color w:val="8c6a30"/>
+          <w:sz w:val="18"/>
+          <w:szCs w:val="18"/>
+          <w:rtl w:val="0"/>
+        </w:rPr>
+        <w:t xml:space="preserve">2014 – 2018</w:t>
+      </w:r>
+      <w:r>
+        <w:rPr>
+          <w:rtl w:val="0"/>
+        </w:rPr>
+      </w:r>
+    </w:p>
+    <w:p>
+      <w:pPr>
+        <w:spacing w:after="160" w:lineRule="auto"/>
+        <w:rPr/>
+      </w:pPr>
+      <w:r>
+        <w:rPr>
+          <w:rFonts w:ascii="Arial" w:cs="Arial" w:eastAsia="Arial" w:hAnsi="Arial"/>
+          <w:color w:val="5b5248"/>
+          <w:sz w:val="19"/>
+          <w:szCs w:val="19"/>
+          <w:rtl w:val="0"/>
+        </w:rPr>
+        <w:t xml:space="preserve">Supervised operations and daily accounting reconciliation, strengthening handovers and cross-department communication to keep customer-facing and internal processes running reliably.</w:t>
       </w:r>
       <w:r>
         <w:rPr>
@@ -1114,7 +1330,7 @@
           <w:szCs w:val="18"/>
           <w:rtl w:val="0"/>
         </w:rPr>
-        <w:t xml:space="preserve">PROFESSIONAL EXPERIENCE</w:t>
+        <w:t xml:space="preserve">CREATIVE INDUSTRY EXPERIENCE</w:t>
       </w:r>
       <w:r>
         <w:rPr>
@@ -1140,7 +1356,7 @@
           <w:szCs w:val="22"/>
           <w:rtl w:val="0"/>
         </w:rPr>
-        <w:t xml:space="preserve">Front of House Manager</w:t>
+        <w:t xml:space="preserve">Assistant Project Manager &amp; Designer</w:t>
       </w:r>
       <w:r>
         <w:rPr>
@@ -1150,30 +1366,19 @@
           <w:szCs w:val="20"/>
           <w:rtl w:val="0"/>
         </w:rPr>
-        <w:t xml:space="preserve">  ·  Clink Hostels </w:t>
-      </w:r>
-      <w:r>
-        <w:rPr>
-          <w:rFonts w:ascii="Arial" w:cs="Arial" w:eastAsia="Arial" w:hAnsi="Arial"/>
-          <w:b w:val="1"/>
-          <w:bCs w:val="1"/>
-          <w:color w:val="8c6a30"/>
-          <w:sz w:val="18"/>
-          <w:szCs w:val="18"/>
-          <w:rtl w:val="0"/>
-        </w:rPr>
-        <w:t xml:space="preserve">2024 – </w:t>
-      </w:r>
-      <w:r>
-        <w:rPr>
-          <w:b w:val="1"/>
-          <w:bCs w:val="1"/>
-          <w:color w:val="8c6a30"/>
-          <w:sz w:val="18"/>
-          <w:szCs w:val="18"/>
-          <w:rtl w:val="0"/>
-        </w:rPr>
-        <w:t xml:space="preserve">2026</w:t>
+        <w:t xml:space="preserve">  ·  Romain Brau, Antwerp </w:t>
+      </w:r>
+      <w:r>
+        <w:rPr>
+          <w:rFonts w:ascii="Arial" w:cs="Arial" w:eastAsia="Arial" w:hAnsi="Arial"/>
+          <w:b w:val="1"/>
+          <w:bCs w:val="1"/>
+          <w:color w:val="8c6a30"/>
+          <w:sz w:val="18"/>
+          <w:szCs w:val="18"/>
+          <w:rtl w:val="0"/>
+        </w:rPr>
+        <w:t xml:space="preserve">2011</w:t>
       </w:r>
       <w:r>
         <w:rPr>
@@ -1194,7 +1399,7 @@
           <w:szCs w:val="19"/>
           <w:rtl w:val="0"/>
         </w:rPr>
-        <w:t xml:space="preserve">Manage front-of-house operations for a high-volume Amsterdam hostel. Redesigned shift handovers, onboarding, and the daily ops board after spotting where guest issues kept slipping through. Staff turnover dropped from 132% to 50%, and the team now runs noticeably calmer through peak check-in periods.</w:t>
+        <w:t xml:space="preserve">Helped bring concept store RA13 from concept through opening and independently coordinated production and logistics for its public launch event, with direct client contact throughout.</w:t>
       </w:r>
       <w:r>
         <w:rPr>
@@ -1220,7 +1425,7 @@
           <w:szCs w:val="22"/>
           <w:rtl w:val="0"/>
         </w:rPr>
-        <w:t xml:space="preserve">Analyst</w:t>
+        <w:t xml:space="preserve">Assistant / Junior Art Director / Project Manager</w:t>
       </w:r>
       <w:r>
         <w:rPr>
@@ -1230,19 +1435,19 @@
           <w:szCs w:val="20"/>
           <w:rtl w:val="0"/>
         </w:rPr>
-        <w:t xml:space="preserve">  ·  Smartgaming </w:t>
-      </w:r>
-      <w:r>
-        <w:rPr>
-          <w:rFonts w:ascii="Arial" w:cs="Arial" w:eastAsia="Arial" w:hAnsi="Arial"/>
-          <w:b w:val="1"/>
-          <w:bCs w:val="1"/>
-          <w:color w:val="8c6a30"/>
-          <w:sz w:val="18"/>
-          <w:szCs w:val="18"/>
-          <w:rtl w:val="0"/>
-        </w:rPr>
-        <w:t xml:space="preserve">2023 – 2024</w:t>
+        <w:t xml:space="preserve">  ·  Bastiaan van Schaik </w:t>
+      </w:r>
+      <w:r>
+        <w:rPr>
+          <w:rFonts w:ascii="Arial" w:cs="Arial" w:eastAsia="Arial" w:hAnsi="Arial"/>
+          <w:b w:val="1"/>
+          <w:bCs w:val="1"/>
+          <w:color w:val="8c6a30"/>
+          <w:sz w:val="18"/>
+          <w:szCs w:val="18"/>
+          <w:rtl w:val="0"/>
+        </w:rPr>
+        <w:t xml:space="preserve">2010</w:t>
       </w:r>
       <w:r>
         <w:rPr>
@@ -1263,7 +1468,33 @@
           <w:szCs w:val="19"/>
           <w:rtl w:val="0"/>
         </w:rPr>
-        <w:t xml:space="preserve">Researched user engagement and risk patterns in a regulated digital environment. Translated behavioral data into intervention strategies aimed at protecting at-risk users without disrupting the broader experience. Worked closely with product and compliance teams to land changes.</w:t>
+        <w:t xml:space="preserve">Coordinated creative production across two TV programs, a book launch, and a website launch. Managed timelines across creative, PR, and production teams, supported styling direction, and acted as liaison between studio, agencies, and designers.</w:t>
+      </w:r>
+      <w:r>
+        <w:rPr>
+          <w:rtl w:val="0"/>
+        </w:rPr>
+      </w:r>
+    </w:p>
+    <w:p>
+      <w:pPr>
+        <w:pBdr>
+          <w:bottom w:color="a9803d" w:space="4" w:sz="6" w:val="single"/>
+        </w:pBdr>
+        <w:spacing w:after="120" w:before="320" w:lineRule="auto"/>
+        <w:rPr/>
+      </w:pPr>
+      <w:r>
+        <w:rPr>
+          <w:rFonts w:ascii="Arial" w:cs="Arial" w:eastAsia="Arial" w:hAnsi="Arial"/>
+          <w:b w:val="1"/>
+          <w:bCs w:val="1"/>
+          <w:color w:val="8c6a30"/>
+          <w:sz w:val="18"/>
+          <w:szCs w:val="18"/>
+          <w:rtl w:val="0"/>
+        </w:rPr>
+        <w:t xml:space="preserve">EDUCATION</w:t>
       </w:r>
       <w:r>
         <w:rPr>
@@ -1289,7 +1520,7 @@
           <w:szCs w:val="22"/>
           <w:rtl w:val="0"/>
         </w:rPr>
-        <w:t xml:space="preserve">Store Manager</w:t>
+        <w:t xml:space="preserve">Product Design / UX/UI</w:t>
       </w:r>
       <w:r>
         <w:rPr>
@@ -1299,19 +1530,42 @@
           <w:szCs w:val="20"/>
           <w:rtl w:val="0"/>
         </w:rPr>
-        <w:t xml:space="preserve">  ·  Just Brands </w:t>
-      </w:r>
-      <w:r>
-        <w:rPr>
-          <w:rFonts w:ascii="Arial" w:cs="Arial" w:eastAsia="Arial" w:hAnsi="Arial"/>
-          <w:b w:val="1"/>
-          <w:bCs w:val="1"/>
-          <w:color w:val="8c6a30"/>
-          <w:sz w:val="18"/>
-          <w:szCs w:val="18"/>
-          <w:rtl w:val="0"/>
-        </w:rPr>
-        <w:t xml:space="preserve">2022 – 2023</w:t>
+        <w:t xml:space="preserve">  ·  CareerFoundry </w:t>
+      </w:r>
+      <w:r>
+        <w:rPr>
+          <w:rFonts w:ascii="Arial" w:cs="Arial" w:eastAsia="Arial" w:hAnsi="Arial"/>
+          <w:b w:val="1"/>
+          <w:bCs w:val="1"/>
+          <w:color w:val="8c6a30"/>
+          <w:sz w:val="18"/>
+          <w:szCs w:val="18"/>
+          <w:rtl w:val="0"/>
+        </w:rPr>
+        <w:t xml:space="preserve">2025 – 2026</w:t>
+      </w:r>
+      <w:r>
+        <w:rPr>
+          <w:rtl w:val="0"/>
+        </w:rPr>
+      </w:r>
+    </w:p>
+    <w:p>
+      <w:pPr>
+        <w:spacing w:after="40" w:lineRule="auto"/>
+        <w:rPr/>
+      </w:pPr>
+      <w:r>
+        <w:rPr>
+          <w:rFonts w:ascii="Arial" w:cs="Arial" w:eastAsia="Arial" w:hAnsi="Arial"/>
+          <w:b w:val="1"/>
+          <w:bCs w:val="1"/>
+          <w:color w:val="2a2420"/>
+          <w:sz w:val="19"/>
+          <w:szCs w:val="19"/>
+          <w:rtl w:val="0"/>
+        </w:rPr>
+        <w:t xml:space="preserve">Covered: </w:t>
       </w:r>
       <w:r>
         <w:rPr>
@@ -1332,7 +1586,7 @@
           <w:szCs w:val="19"/>
           <w:rtl w:val="0"/>
         </w:rPr>
-        <w:t xml:space="preserve">Ran day-to-day operations for a fashion retail store: staffing, stock, sales targets, and customer experience on the floor. Used sales data and direct observation to adjust merchandising and service approach across seasonal launches.</w:t>
+        <w:t xml:space="preserve">UX Research, Information Architecture, Interaction Design, Responsive Design, Accessibility, Design Systems, Usability Testing</w:t>
       </w:r>
       <w:r>
         <w:rPr>
@@ -1358,7 +1612,7 @@
           <w:szCs w:val="22"/>
           <w:rtl w:val="0"/>
         </w:rPr>
-        <w:t xml:space="preserve">Assistant Manager</w:t>
+        <w:t xml:space="preserve">Fashion Design</w:t>
       </w:r>
       <w:r>
         <w:rPr>
@@ -1368,332 +1622,7 @@
           <w:szCs w:val="20"/>
           <w:rtl w:val="0"/>
         </w:rPr>
-        <w:t xml:space="preserve">  ·  Hotel Lindrum </w:t>
-      </w:r>
-      <w:r>
-        <w:rPr>
-          <w:rFonts w:ascii="Arial" w:cs="Arial" w:eastAsia="Arial" w:hAnsi="Arial"/>
-          <w:b w:val="1"/>
-          <w:bCs w:val="1"/>
-          <w:color w:val="8c6a30"/>
-          <w:sz w:val="18"/>
-          <w:szCs w:val="18"/>
-          <w:rtl w:val="0"/>
-        </w:rPr>
-        <w:t xml:space="preserve">2019 – 2022</w:t>
-      </w:r>
-      <w:r>
-        <w:rPr>
-          <w:rtl w:val="0"/>
-        </w:rPr>
-      </w:r>
-    </w:p>
-    <w:p>
-      <w:pPr>
-        <w:spacing w:after="160" w:lineRule="auto"/>
-        <w:rPr/>
-      </w:pPr>
-      <w:r>
-        <w:rPr>
-          <w:rFonts w:ascii="Arial" w:cs="Arial" w:eastAsia="Arial" w:hAnsi="Arial"/>
-          <w:color w:val="5b5248"/>
-          <w:sz w:val="19"/>
-          <w:szCs w:val="19"/>
-          <w:rtl w:val="0"/>
-        </w:rPr>
-        <w:t xml:space="preserve">Oversaw service delivery across reception, reservations, and F&amp;B coordination at a boutique hotel through several years of significant industry disruption. Rebuilt operational workflows when demand patterns shifted and led teams through the changes.</w:t>
-      </w:r>
-      <w:r>
-        <w:rPr>
-          <w:rtl w:val="0"/>
-        </w:rPr>
-      </w:r>
-    </w:p>
-    <w:p>
-      <w:pPr>
-        <w:tabs>
-          <w:tab w:val="right" w:leader="none" w:pos="9026"/>
-        </w:tabs>
-        <w:spacing w:after="20" w:before="200" w:lineRule="auto"/>
-        <w:rPr/>
-      </w:pPr>
-      <w:r>
-        <w:rPr>
-          <w:rFonts w:ascii="Georgia" w:cs="Georgia" w:eastAsia="Georgia" w:hAnsi="Georgia"/>
-          <w:b w:val="1"/>
-          <w:bCs w:val="1"/>
-          <w:color w:val="2a2420"/>
-          <w:sz w:val="22"/>
-          <w:szCs w:val="22"/>
-          <w:rtl w:val="0"/>
-        </w:rPr>
-        <w:t xml:space="preserve">Front of House &amp; Reservation Manager</w:t>
-      </w:r>
-      <w:r>
-        <w:rPr>
-          <w:rFonts w:ascii="Arial" w:cs="Arial" w:eastAsia="Arial" w:hAnsi="Arial"/>
-          <w:color w:val="5b5248"/>
-          <w:sz w:val="20"/>
-          <w:szCs w:val="20"/>
-          <w:rtl w:val="0"/>
-        </w:rPr>
-        <w:t xml:space="preserve">  ·  Hotel Lindrum </w:t>
-      </w:r>
-      <w:r>
-        <w:rPr>
-          <w:rFonts w:ascii="Arial" w:cs="Arial" w:eastAsia="Arial" w:hAnsi="Arial"/>
-          <w:b w:val="1"/>
-          <w:bCs w:val="1"/>
-          <w:color w:val="8c6a30"/>
-          <w:sz w:val="18"/>
-          <w:szCs w:val="18"/>
-          <w:rtl w:val="0"/>
-        </w:rPr>
-        <w:t xml:space="preserve">2018 – 2019</w:t>
-      </w:r>
-      <w:r>
-        <w:rPr>
-          <w:rtl w:val="0"/>
-        </w:rPr>
-      </w:r>
-    </w:p>
-    <w:p>
-      <w:pPr>
-        <w:spacing w:after="160" w:lineRule="auto"/>
-        <w:rPr/>
-      </w:pPr>
-      <w:r>
-        <w:rPr>
-          <w:rFonts w:ascii="Arial" w:cs="Arial" w:eastAsia="Arial" w:hAnsi="Arial"/>
-          <w:color w:val="5b5248"/>
-          <w:sz w:val="19"/>
-          <w:szCs w:val="19"/>
-          <w:rtl w:val="0"/>
-        </w:rPr>
-        <w:t xml:space="preserve">Led the front desk and reservations team. Owned the guest journey from booking through check-out, handling escalations and the recurring friction points that appear when systems and people don't quite line up.</w:t>
-      </w:r>
-      <w:r>
-        <w:rPr>
-          <w:rtl w:val="0"/>
-        </w:rPr>
-      </w:r>
-    </w:p>
-    <w:p>
-      <w:pPr>
-        <w:tabs>
-          <w:tab w:val="right" w:leader="none" w:pos="9026"/>
-        </w:tabs>
-        <w:spacing w:after="20" w:before="200" w:lineRule="auto"/>
-        <w:rPr/>
-      </w:pPr>
-      <w:r>
-        <w:rPr>
-          <w:rFonts w:ascii="Georgia" w:cs="Georgia" w:eastAsia="Georgia" w:hAnsi="Georgia"/>
-          <w:b w:val="1"/>
-          <w:bCs w:val="1"/>
-          <w:color w:val="2a2420"/>
-          <w:sz w:val="22"/>
-          <w:szCs w:val="22"/>
-          <w:rtl w:val="0"/>
-        </w:rPr>
-        <w:t xml:space="preserve">Operations Supervisor &amp; Accounting</w:t>
-      </w:r>
-      <w:r>
-        <w:rPr>
-          <w:rFonts w:ascii="Arial" w:cs="Arial" w:eastAsia="Arial" w:hAnsi="Arial"/>
-          <w:color w:val="5b5248"/>
-          <w:sz w:val="20"/>
-          <w:szCs w:val="20"/>
-          <w:rtl w:val="0"/>
-        </w:rPr>
-        <w:t xml:space="preserve">  ·  Ibis Amsterdam </w:t>
-      </w:r>
-      <w:r>
-        <w:rPr>
-          <w:rFonts w:ascii="Arial" w:cs="Arial" w:eastAsia="Arial" w:hAnsi="Arial"/>
-          <w:b w:val="1"/>
-          <w:bCs w:val="1"/>
-          <w:color w:val="8c6a30"/>
-          <w:sz w:val="18"/>
-          <w:szCs w:val="18"/>
-          <w:rtl w:val="0"/>
-        </w:rPr>
-        <w:t xml:space="preserve">2014 – 2018</w:t>
-      </w:r>
-      <w:r>
-        <w:rPr>
-          <w:rtl w:val="0"/>
-        </w:rPr>
-      </w:r>
-    </w:p>
-    <w:p>
-      <w:pPr>
-        <w:spacing w:after="160" w:lineRule="auto"/>
-        <w:rPr/>
-      </w:pPr>
-      <w:r>
-        <w:rPr>
-          <w:rFonts w:ascii="Arial" w:cs="Arial" w:eastAsia="Arial" w:hAnsi="Arial"/>
-          <w:color w:val="5b5248"/>
-          <w:sz w:val="19"/>
-          <w:szCs w:val="19"/>
-          <w:rtl w:val="0"/>
-        </w:rPr>
-        <w:t xml:space="preserve">Supervised night operations and handled daily accounting reconciliation. Tightened shift handovers and cross-departmental communication to keep internal processes running cleanly.</w:t>
-      </w:r>
-      <w:r>
-        <w:rPr>
-          <w:rtl w:val="0"/>
-        </w:rPr>
-      </w:r>
-    </w:p>
-    <w:p>
-      <w:pPr>
-        <w:pBdr>
-          <w:bottom w:color="a9803d" w:space="4" w:sz="6" w:val="single"/>
-        </w:pBdr>
-        <w:spacing w:after="120" w:before="320" w:lineRule="auto"/>
-        <w:rPr/>
-      </w:pPr>
-      <w:r>
-        <w:rPr>
-          <w:rFonts w:ascii="Arial" w:cs="Arial" w:eastAsia="Arial" w:hAnsi="Arial"/>
-          <w:b w:val="1"/>
-          <w:bCs w:val="1"/>
-          <w:color w:val="8c6a30"/>
-          <w:sz w:val="18"/>
-          <w:szCs w:val="18"/>
-          <w:rtl w:val="0"/>
-        </w:rPr>
-        <w:t xml:space="preserve">EDUCATION</w:t>
-      </w:r>
-      <w:r>
-        <w:rPr>
-          <w:rtl w:val="0"/>
-        </w:rPr>
-      </w:r>
-    </w:p>
-    <w:p>
-      <w:pPr>
-        <w:tabs>
-          <w:tab w:val="right" w:leader="none" w:pos="9026"/>
-        </w:tabs>
-        <w:spacing w:after="20" w:before="200" w:lineRule="auto"/>
-        <w:rPr/>
-      </w:pPr>
-      <w:r>
-        <w:rPr>
-          <w:rFonts w:ascii="Georgia" w:cs="Georgia" w:eastAsia="Georgia" w:hAnsi="Georgia"/>
-          <w:b w:val="1"/>
-          <w:bCs w:val="1"/>
-          <w:color w:val="2a2420"/>
-          <w:sz w:val="22"/>
-          <w:szCs w:val="22"/>
-          <w:rtl w:val="0"/>
-        </w:rPr>
-        <w:t xml:space="preserve">Product Design / UX/UI</w:t>
-      </w:r>
-      <w:r>
-        <w:rPr>
-          <w:rFonts w:ascii="Arial" w:cs="Arial" w:eastAsia="Arial" w:hAnsi="Arial"/>
-          <w:color w:val="5b5248"/>
-          <w:sz w:val="20"/>
-          <w:szCs w:val="20"/>
-          <w:rtl w:val="0"/>
-        </w:rPr>
-        <w:t xml:space="preserve">  ·  CareerFoundry </w:t>
-      </w:r>
-      <w:r>
-        <w:rPr>
-          <w:rFonts w:ascii="Arial" w:cs="Arial" w:eastAsia="Arial" w:hAnsi="Arial"/>
-          <w:b w:val="1"/>
-          <w:bCs w:val="1"/>
-          <w:color w:val="8c6a30"/>
-          <w:sz w:val="18"/>
-          <w:szCs w:val="18"/>
-          <w:rtl w:val="0"/>
-        </w:rPr>
-        <w:t xml:space="preserve">2025 – 2026</w:t>
-      </w:r>
-      <w:r>
-        <w:rPr>
-          <w:rtl w:val="0"/>
-        </w:rPr>
-      </w:r>
-    </w:p>
-    <w:p>
-      <w:pPr>
-        <w:spacing w:after="40" w:lineRule="auto"/>
-        <w:rPr/>
-      </w:pPr>
-      <w:r>
-        <w:rPr>
-          <w:rFonts w:ascii="Arial" w:cs="Arial" w:eastAsia="Arial" w:hAnsi="Arial"/>
-          <w:b w:val="1"/>
-          <w:bCs w:val="1"/>
-          <w:color w:val="2a2420"/>
-          <w:sz w:val="19"/>
-          <w:szCs w:val="19"/>
-          <w:rtl w:val="0"/>
-        </w:rPr>
-        <w:t xml:space="preserve">Covered: </w:t>
-      </w:r>
-      <w:r>
-        <w:rPr>
-          <w:rtl w:val="0"/>
-        </w:rPr>
-      </w:r>
-    </w:p>
-    <w:p>
-      <w:pPr>
-        <w:spacing w:after="160" w:lineRule="auto"/>
-        <w:rPr/>
-      </w:pPr>
-      <w:r>
-        <w:rPr>
-          <w:rFonts w:ascii="Arial" w:cs="Arial" w:eastAsia="Arial" w:hAnsi="Arial"/>
-          <w:color w:val="5b5248"/>
-          <w:sz w:val="19"/>
-          <w:szCs w:val="19"/>
-          <w:rtl w:val="0"/>
-        </w:rPr>
-        <w:t xml:space="preserve">UX Research, Information Architecture, Interaction Design, Responsive Design, Accessibility, Design Systems, Usability Testing</w:t>
-      </w:r>
-      <w:r>
-        <w:rPr>
-          <w:rtl w:val="0"/>
-        </w:rPr>
-      </w:r>
-    </w:p>
-    <w:p>
-      <w:pPr>
-        <w:tabs>
-          <w:tab w:val="right" w:leader="none" w:pos="9026"/>
-        </w:tabs>
-        <w:spacing w:after="20" w:before="200" w:lineRule="auto"/>
-        <w:rPr/>
-      </w:pPr>
-      <w:r>
-        <w:rPr>
-          <w:rFonts w:ascii="Georgia" w:cs="Georgia" w:eastAsia="Georgia" w:hAnsi="Georgia"/>
-          <w:b w:val="1"/>
-          <w:bCs w:val="1"/>
-          <w:color w:val="2a2420"/>
-          <w:sz w:val="22"/>
-          <w:szCs w:val="22"/>
-          <w:rtl w:val="0"/>
-        </w:rPr>
-        <w:t xml:space="preserve">Fashion Design</w:t>
-      </w:r>
-      <w:r>
-        <w:rPr>
-          <w:rFonts w:ascii="Arial" w:cs="Arial" w:eastAsia="Arial" w:hAnsi="Arial"/>
-          <w:color w:val="5b5248"/>
-          <w:sz w:val="20"/>
-          <w:szCs w:val="20"/>
-          <w:rtl w:val="0"/>
-        </w:rPr>
-        <w:t xml:space="preserve">  ·  Roc van Amsterdam </w:t>
+        <w:t xml:space="preserve">  ·  ROC van Amsterdam </w:t>
       </w:r>
       <w:r>
         <w:rPr>
